--- a/app/docx_templates/CONCORDANCIA SALARIAL.docx
+++ b/app/docx_templates/CONCORDANCIA SALARIAL.docx
@@ -75,7 +75,25 @@
         <w:rPr>
           <w:rFonts w:ascii="Georgia" w:hAnsi="Georgia"/>
         </w:rPr>
-        <w:t xml:space="preserve">&lt;name_id&gt; </w:t>
+        <w:t>{{</w:t>
+      </w:r>
+      <w:r>
+        <w:rPr>
+          <w:rFonts w:ascii="Georgia" w:hAnsi="Georgia"/>
+        </w:rPr>
+        <w:t>name_id</w:t>
+      </w:r>
+      <w:r>
+        <w:rPr>
+          <w:rFonts w:ascii="Georgia" w:hAnsi="Georgia"/>
+        </w:rPr>
+        <w:t>}}</w:t>
+      </w:r>
+      <w:r>
+        <w:rPr>
+          <w:rFonts w:ascii="Georgia" w:hAnsi="Georgia"/>
+        </w:rPr>
+        <w:t xml:space="preserve"> </w:t>
       </w:r>
       <w:r>
         <w:rPr>
@@ -127,7 +145,25 @@
         <w:rPr>
           <w:rFonts w:ascii="Arial MT" w:hAnsi="Arial MT"/>
         </w:rPr>
-        <w:t xml:space="preserve">&lt;cpf_id&gt; </w:t>
+        <w:t>{{</w:t>
+      </w:r>
+      <w:r>
+        <w:rPr>
+          <w:rFonts w:ascii="Arial MT" w:hAnsi="Arial MT"/>
+        </w:rPr>
+        <w:t>cpf_id</w:t>
+      </w:r>
+      <w:r>
+        <w:rPr>
+          <w:rFonts w:ascii="Arial MT" w:hAnsi="Arial MT"/>
+        </w:rPr>
+        <w:t>}}</w:t>
+      </w:r>
+      <w:r>
+        <w:rPr>
+          <w:rFonts w:ascii="Arial MT" w:hAnsi="Arial MT"/>
+        </w:rPr>
+        <w:t xml:space="preserve"> </w:t>
       </w:r>
       <w:r>
         <w:rPr>
@@ -146,7 +182,19 @@
         <w:rPr>
           <w:rFonts w:ascii="Arial MT" w:hAnsi="Arial MT"/>
         </w:rPr>
-        <w:t>&lt;rg_id&gt;</w:t>
+        <w:t>{{</w:t>
+      </w:r>
+      <w:r>
+        <w:rPr>
+          <w:rFonts w:ascii="Arial MT" w:hAnsi="Arial MT"/>
+        </w:rPr>
+        <w:t>rg_id</w:t>
+      </w:r>
+      <w:r>
+        <w:rPr>
+          <w:rFonts w:ascii="Arial MT" w:hAnsi="Arial MT"/>
+        </w:rPr>
+        <w:t>}}</w:t>
       </w:r>
       <w:r>
         <w:rPr>
@@ -159,7 +207,19 @@
         <w:rPr>
           <w:rFonts w:ascii="Arial MT" w:hAnsi="Arial MT"/>
         </w:rPr>
-        <w:t>&lt;orgao_id&gt;</w:t>
+        <w:t>{{</w:t>
+      </w:r>
+      <w:r>
+        <w:rPr>
+          <w:rFonts w:ascii="Arial MT" w:hAnsi="Arial MT"/>
+        </w:rPr>
+        <w:t>orgao_id</w:t>
+      </w:r>
+      <w:r>
+        <w:rPr>
+          <w:rFonts w:ascii="Arial MT" w:hAnsi="Arial MT"/>
+        </w:rPr>
+        <w:t>}}</w:t>
       </w:r>
     </w:p>
     <w:p>
@@ -363,7 +423,21 @@
           <w:rFonts w:ascii="Arial MT" w:hAnsi="Arial MT"/>
           <w:spacing w:val="-9"/>
         </w:rPr>
-        <w:t>&lt;cargo_id&gt;</w:t>
+        <w:t>{{</w:t>
+      </w:r>
+      <w:r>
+        <w:rPr>
+          <w:rFonts w:ascii="Arial MT" w:hAnsi="Arial MT"/>
+          <w:spacing w:val="-9"/>
+        </w:rPr>
+        <w:t>cargo_id</w:t>
+      </w:r>
+      <w:r>
+        <w:rPr>
+          <w:rFonts w:ascii="Arial MT" w:hAnsi="Arial MT"/>
+          <w:spacing w:val="-9"/>
+        </w:rPr>
+        <w:t>}}</w:t>
       </w:r>
     </w:p>
     <w:p>
@@ -391,7 +465,19 @@
         <w:rPr>
           <w:rFonts w:ascii="Arial MT" w:hAnsi="Arial MT"/>
         </w:rPr>
-        <w:t>&lt;setor_id&gt;</w:t>
+        <w:t>{{</w:t>
+      </w:r>
+      <w:r>
+        <w:rPr>
+          <w:rFonts w:ascii="Arial MT" w:hAnsi="Arial MT"/>
+        </w:rPr>
+        <w:t>setor_id</w:t>
+      </w:r>
+      <w:r>
+        <w:rPr>
+          <w:rFonts w:ascii="Arial MT" w:hAnsi="Arial MT"/>
+        </w:rPr>
+        <w:t>}}</w:t>
       </w:r>
     </w:p>
     <w:p>
@@ -400,20 +486,31 @@
         <w:ind w:left="993" w:right="5449"/>
         <w:rPr>
           <w:rFonts w:ascii="Arial MT" w:hAnsi="Arial MT"/>
-          <w:u w:val="single"/>
-        </w:rPr>
-      </w:pPr>
-      <w:r>
-        <w:rPr>
-          <w:rFonts w:ascii="Arial MT" w:hAnsi="Arial MT"/>
-        </w:rPr>
-        <w:t xml:space="preserve"> HORÁRIO: </w:t>
-      </w:r>
-      <w:r>
-        <w:rPr>
-          <w:rFonts w:ascii="Arial MT" w:hAnsi="Arial MT"/>
-        </w:rPr>
-        <w:t>&lt;horario_id&gt;</w:t>
+        </w:rPr>
+      </w:pPr>
+      <w:r>
+        <w:rPr>
+          <w:rFonts w:ascii="Arial MT" w:hAnsi="Arial MT"/>
+        </w:rPr>
+        <w:t xml:space="preserve">HORÁRIO: </w:t>
+      </w:r>
+      <w:r>
+        <w:rPr>
+          <w:rFonts w:ascii="Arial MT" w:hAnsi="Arial MT"/>
+        </w:rPr>
+        <w:t>{{</w:t>
+      </w:r>
+      <w:r>
+        <w:rPr>
+          <w:rFonts w:ascii="Arial MT" w:hAnsi="Arial MT"/>
+        </w:rPr>
+        <w:t>horario_id</w:t>
+      </w:r>
+      <w:r>
+        <w:rPr>
+          <w:rFonts w:ascii="Arial MT" w:hAnsi="Arial MT"/>
+        </w:rPr>
+        <w:t>}}</w:t>
       </w:r>
     </w:p>
     <w:p>
@@ -440,9 +537,22 @@
       <w:r>
         <w:rPr>
           <w:rFonts w:ascii="Arial MT" w:hAnsi="Arial MT"/>
+        </w:rPr>
+        <w:t>{{</w:t>
+      </w:r>
+      <w:r>
+        <w:rPr>
+          <w:rFonts w:ascii="Arial MT" w:hAnsi="Arial MT"/>
           <w:spacing w:val="-2"/>
         </w:rPr>
-        <w:t>&lt;salario_id&gt;</w:t>
+        <w:t>salario_id</w:t>
+      </w:r>
+      <w:r>
+        <w:rPr>
+          <w:rFonts w:ascii="Arial MT" w:hAnsi="Arial MT"/>
+          <w:spacing w:val="-2"/>
+        </w:rPr>
+        <w:t>}}</w:t>
       </w:r>
     </w:p>
     <w:p>
@@ -1235,17 +1345,45 @@
         <w:spacing w:before="1"/>
         <w:ind w:left="125" w:right="4701"/>
       </w:pPr>
+    </w:p>
+    <w:p>
+      <w:pPr>
+        <w:pStyle w:val="Corpodetexto"/>
+        <w:spacing w:before="1"/>
+        <w:ind w:left="125" w:right="4701" w:firstLine="595"/>
+        <w:rPr>
+          <w:spacing w:val="-3"/>
+        </w:rPr>
+      </w:pPr>
       <w:r>
         <w:t>(</w:t>
       </w:r>
       <w:r>
+        <w:t>{{</w:t>
+      </w:r>
+      <w:r>
+        <w:t>utiliz</w:t>
+      </w:r>
+      <w:r>
+        <w:t>a</w:t>
+      </w:r>
+      <w:r>
+        <w:t>_id</w:t>
+      </w:r>
+      <w:r>
+        <w:t>}}</w:t>
+      </w:r>
+      <w:r>
+        <w:t>)</w:t>
+      </w:r>
+      <w:r>
         <w:rPr>
           <w:spacing w:val="-2"/>
         </w:rPr>
         <w:t xml:space="preserve"> </w:t>
       </w:r>
       <w:r>
-        <w:t>)</w:t>
+        <w:t>Utilizo</w:t>
       </w:r>
       <w:r>
         <w:rPr>
@@ -1254,7 +1392,7 @@
         <w:t xml:space="preserve"> </w:t>
       </w:r>
       <w:r>
-        <w:t>Utilizo</w:t>
+        <w:t>somente</w:t>
       </w:r>
       <w:r>
         <w:rPr>
@@ -1263,7 +1401,7 @@
         <w:t xml:space="preserve"> </w:t>
       </w:r>
       <w:r>
-        <w:t>somente</w:t>
+        <w:t>o</w:t>
       </w:r>
       <w:r>
         <w:rPr>
@@ -1272,7 +1410,7 @@
         <w:t xml:space="preserve"> </w:t>
       </w:r>
       <w:r>
-        <w:t>o</w:t>
+        <w:t>transporte</w:t>
       </w:r>
       <w:r>
         <w:rPr>
@@ -1281,7 +1419,16 @@
         <w:t xml:space="preserve"> </w:t>
       </w:r>
       <w:r>
-        <w:t>transporte</w:t>
+        <w:t>fretado</w:t>
+      </w:r>
+      <w:r>
+        <w:rPr>
+          <w:spacing w:val="-6"/>
+        </w:rPr>
+        <w:t xml:space="preserve"> </w:t>
+      </w:r>
+      <w:r>
+        <w:t>pela</w:t>
       </w:r>
       <w:r>
         <w:rPr>
@@ -1290,16 +1437,32 @@
         <w:t xml:space="preserve"> </w:t>
       </w:r>
       <w:r>
-        <w:t>fretado</w:t>
-      </w:r>
-      <w:r>
-        <w:rPr>
-          <w:spacing w:val="-6"/>
-        </w:rPr>
-        <w:t xml:space="preserve"> </w:t>
-      </w:r>
-      <w:r>
-        <w:t>pela</w:t>
+        <w:t>empresa.</w:t>
+      </w:r>
+      <w:r>
+        <w:rPr>
+          <w:spacing w:val="-3"/>
+        </w:rPr>
+        <w:t xml:space="preserve"> </w:t>
+      </w:r>
+    </w:p>
+    <w:p>
+      <w:pPr>
+        <w:pStyle w:val="Corpodetexto"/>
+        <w:spacing w:before="1"/>
+        <w:ind w:left="125" w:right="4701" w:firstLine="595"/>
+      </w:pPr>
+      <w:r>
+        <w:t>Ponto</w:t>
+      </w:r>
+      <w:r>
+        <w:rPr>
+          <w:spacing w:val="-4"/>
+        </w:rPr>
+        <w:t xml:space="preserve"> </w:t>
+      </w:r>
+      <w:r>
+        <w:t>que</w:t>
       </w:r>
       <w:r>
         <w:rPr>
@@ -1308,16 +1471,7 @@
         <w:t xml:space="preserve"> </w:t>
       </w:r>
       <w:r>
-        <w:t>empresa.</w:t>
-      </w:r>
-      <w:r>
-        <w:rPr>
-          <w:spacing w:val="-3"/>
-        </w:rPr>
-        <w:t xml:space="preserve"> </w:t>
-      </w:r>
-      <w:r>
-        <w:t>Ponto</w:t>
+        <w:t>irá</w:t>
       </w:r>
       <w:r>
         <w:rPr>
@@ -1326,25 +1480,38 @@
         <w:t xml:space="preserve"> </w:t>
       </w:r>
       <w:r>
-        <w:t>que</w:t>
+        <w:t xml:space="preserve">pegar: </w:t>
+      </w:r>
+    </w:p>
+    <w:p>
+      <w:pPr>
+        <w:pStyle w:val="Corpodetexto"/>
+        <w:spacing w:before="1"/>
+        <w:ind w:left="125" w:right="4701" w:firstLine="595"/>
+      </w:pPr>
+      <w:r>
+        <w:t>(</w:t>
+      </w:r>
+      <w:r>
+        <w:t>{{</w:t>
+      </w:r>
+      <w:r>
+        <w:t>nutiliz</w:t>
+      </w:r>
+      <w:r>
+        <w:t>a</w:t>
+      </w:r>
+      <w:r>
+        <w:t>_id&gt;</w:t>
       </w:r>
       <w:r>
         <w:rPr>
           <w:spacing w:val="-2"/>
         </w:rPr>
-        <w:t xml:space="preserve"> </w:t>
-      </w:r>
-      <w:r>
-        <w:t>irá</w:t>
-      </w:r>
-      <w:r>
-        <w:rPr>
-          <w:spacing w:val="-4"/>
-        </w:rPr>
-        <w:t xml:space="preserve"> </w:t>
-      </w:r>
-      <w:r>
-        <w:t>pegar: ( ) Não utilizo o transporte fretado pela empresa.</w:t>
+        <w:t>}}</w:t>
+      </w:r>
+      <w:r>
+        <w:t xml:space="preserve"> ) Não utilizo o transporte fretado pela empresa.</w:t>
       </w:r>
     </w:p>
     <w:p>
@@ -1355,6 +1522,9 @@
     <w:p>
       <w:pPr>
         <w:pStyle w:val="Corpodetexto"/>
+        <w:rPr>
+          <w:u w:val="single"/>
+        </w:rPr>
       </w:pPr>
     </w:p>
     <w:p>
@@ -1417,7 +1587,19 @@
         <w:rPr>
           <w:rFonts w:ascii="Arial MT"/>
         </w:rPr>
-        <w:t>&lt;mes_id&gt;</w:t>
+        <w:t>{{</w:t>
+      </w:r>
+      <w:r>
+        <w:rPr>
+          <w:rFonts w:ascii="Arial MT"/>
+        </w:rPr>
+        <w:t>mes_id</w:t>
+      </w:r>
+      <w:r>
+        <w:rPr>
+          <w:rFonts w:ascii="Arial MT"/>
+        </w:rPr>
+        <w:t>}}</w:t>
       </w:r>
       <w:r>
         <w:rPr>
@@ -1576,7 +1758,7 @@
           </mc:Choice>
           <mc:Fallback>
             <w:pict>
-              <v:shape w14:anchorId="29E8BA9B" id="Graphic 1" o:spid="_x0000_s1026" style="position:absolute;margin-left:186.6pt;margin-top:13.95pt;width:269.3pt;height:.1pt;z-index:-15728640;visibility:visible;mso-wrap-style:square;mso-wrap-distance-left:0;mso-wrap-distance-top:0;mso-wrap-distance-right:0;mso-wrap-distance-bottom:0;mso-position-horizontal:absolute;mso-position-horizontal-relative:page;mso-position-vertical:absolute;mso-position-vertical-relative:text;v-text-anchor:top" coordsize="3420110,1270" o:gfxdata="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" path="m,l3419913,e" filled="f" strokeweight=".24725mm">
+              <v:shape w14:anchorId="4E1A44E4" id="Graphic 1" o:spid="_x0000_s1026" style="position:absolute;margin-left:186.6pt;margin-top:13.95pt;width:269.3pt;height:.1pt;z-index:-15728640;visibility:visible;mso-wrap-style:square;mso-wrap-distance-left:0;mso-wrap-distance-top:0;mso-wrap-distance-right:0;mso-wrap-distance-bottom:0;mso-position-horizontal:absolute;mso-position-horizontal-relative:page;mso-position-vertical:absolute;mso-position-vertical-relative:text;v-text-anchor:top" coordsize="3420110,1270" o:gfxdata="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" path="m,l3419913,e" filled="f" strokeweight=".24725mm">
                 <v:path arrowok="t"/>
                 <w10:wrap type="topAndBottom" anchorx="page"/>
               </v:shape>

--- a/app/docx_templates/CONCORDANCIA SALARIAL.docx
+++ b/app/docx_templates/CONCORDANCIA SALARIAL.docx
@@ -1502,7 +1502,7 @@
         <w:t>a</w:t>
       </w:r>
       <w:r>
-        <w:t>_id&gt;</w:t>
+        <w:t>_id</w:t>
       </w:r>
       <w:r>
         <w:rPr>
@@ -1758,7 +1758,7 @@
           </mc:Choice>
           <mc:Fallback>
             <w:pict>
-              <v:shape w14:anchorId="4E1A44E4" id="Graphic 1" o:spid="_x0000_s1026" style="position:absolute;margin-left:186.6pt;margin-top:13.95pt;width:269.3pt;height:.1pt;z-index:-15728640;visibility:visible;mso-wrap-style:square;mso-wrap-distance-left:0;mso-wrap-distance-top:0;mso-wrap-distance-right:0;mso-wrap-distance-bottom:0;mso-position-horizontal:absolute;mso-position-horizontal-relative:page;mso-position-vertical:absolute;mso-position-vertical-relative:text;v-text-anchor:top" coordsize="3420110,1270" o:gfxdata="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" path="m,l3419913,e" filled="f" strokeweight=".24725mm">
+              <v:shape w14:anchorId="4DD6C1B4" id="Graphic 1" o:spid="_x0000_s1026" style="position:absolute;margin-left:186.6pt;margin-top:13.95pt;width:269.3pt;height:.1pt;z-index:-15728640;visibility:visible;mso-wrap-style:square;mso-wrap-distance-left:0;mso-wrap-distance-top:0;mso-wrap-distance-right:0;mso-wrap-distance-bottom:0;mso-position-horizontal:absolute;mso-position-horizontal-relative:page;mso-position-vertical:absolute;mso-position-vertical-relative:text;v-text-anchor:top" coordsize="3420110,1270" o:gfxdata="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" path="m,l3419913,e" filled="f" strokeweight=".24725mm">
                 <v:path arrowok="t"/>
                 <w10:wrap type="topAndBottom" anchorx="page"/>
               </v:shape>

--- a/app/docx_templates/CONCORDANCIA SALARIAL.docx
+++ b/app/docx_templates/CONCORDANCIA SALARIAL.docx
@@ -1547,6 +1547,7 @@
         <w:jc w:val="center"/>
         <w:rPr>
           <w:rFonts w:ascii="Arial MT"/>
+          <w:u w:val="single"/>
         </w:rPr>
       </w:pPr>
       <w:r>
@@ -1573,38 +1574,42 @@
         <w:rPr>
           <w:rFonts w:ascii="Arial MT"/>
         </w:rPr>
-        <w:tab/>
-        <w:t>de</w:t>
+        <w:t xml:space="preserve"> </w:t>
       </w:r>
       <w:r>
         <w:rPr>
           <w:rFonts w:ascii="Arial MT"/>
-          <w:spacing w:val="-3"/>
-        </w:rPr>
-        <w:t xml:space="preserve"> </w:t>
+        </w:rPr>
+        <w:t>{{</w:t>
       </w:r>
       <w:r>
         <w:rPr>
           <w:rFonts w:ascii="Arial MT"/>
         </w:rPr>
-        <w:t>{{</w:t>
+        <w:t>date</w:t>
       </w:r>
       <w:r>
         <w:rPr>
           <w:rFonts w:ascii="Arial MT"/>
         </w:rPr>
-        <w:t>mes_id</w:t>
+        <w:t>t</w:t>
       </w:r>
       <w:r>
         <w:rPr>
           <w:rFonts w:ascii="Arial MT"/>
         </w:rPr>
+        <w:t>oday_id</w:t>
+      </w:r>
+      <w:r>
+        <w:rPr>
+          <w:rFonts w:ascii="Arial MT"/>
+        </w:rPr>
         <w:t>}}</w:t>
       </w:r>
       <w:r>
         <w:rPr>
           <w:rFonts w:ascii="Arial MT"/>
-          <w:spacing w:val="-4"/>
+          <w:u w:val="single"/>
         </w:rPr>
         <w:t xml:space="preserve"> </w:t>
       </w:r>
@@ -1612,21 +1617,23 @@
         <w:rPr>
           <w:rFonts w:ascii="Arial MT"/>
         </w:rPr>
-        <w:t xml:space="preserve">de </w:t>
-      </w:r>
-      <w:r>
+        <w:t>.</w:t>
+      </w:r>
+    </w:p>
+    <w:p>
+      <w:pPr>
+        <w:pStyle w:val="Corpodetexto"/>
         <w:rPr>
           <w:rFonts w:ascii="Arial MT"/>
-          <w:spacing w:val="-4"/>
-        </w:rPr>
-        <w:t>2025</w:t>
-      </w:r>
+        </w:rPr>
+      </w:pPr>
     </w:p>
     <w:p>
       <w:pPr>
         <w:pStyle w:val="Corpodetexto"/>
         <w:rPr>
           <w:rFonts w:ascii="Arial MT"/>
+          <w:u w:val="single"/>
         </w:rPr>
       </w:pPr>
     </w:p>
@@ -1643,14 +1650,7 @@
         <w:pStyle w:val="Corpodetexto"/>
         <w:rPr>
           <w:rFonts w:ascii="Arial MT"/>
-        </w:rPr>
-      </w:pPr>
-    </w:p>
-    <w:p>
-      <w:pPr>
-        <w:pStyle w:val="Corpodetexto"/>
-        <w:rPr>
-          <w:rFonts w:ascii="Arial MT"/>
+          <w:u w:val="single"/>
         </w:rPr>
       </w:pPr>
     </w:p>
@@ -1758,7 +1758,7 @@
           </mc:Choice>
           <mc:Fallback>
             <w:pict>
-              <v:shape w14:anchorId="4DD6C1B4" id="Graphic 1" o:spid="_x0000_s1026" style="position:absolute;margin-left:186.6pt;margin-top:13.95pt;width:269.3pt;height:.1pt;z-index:-15728640;visibility:visible;mso-wrap-style:square;mso-wrap-distance-left:0;mso-wrap-distance-top:0;mso-wrap-distance-right:0;mso-wrap-distance-bottom:0;mso-position-horizontal:absolute;mso-position-horizontal-relative:page;mso-position-vertical:absolute;mso-position-vertical-relative:text;v-text-anchor:top" coordsize="3420110,1270" o:gfxdata="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" path="m,l3419913,e" filled="f" strokeweight=".24725mm">
+              <v:shape w14:anchorId="0F85A6E3" id="Graphic 1" o:spid="_x0000_s1026" style="position:absolute;margin-left:186.6pt;margin-top:13.95pt;width:269.3pt;height:.1pt;z-index:-15728640;visibility:visible;mso-wrap-style:square;mso-wrap-distance-left:0;mso-wrap-distance-top:0;mso-wrap-distance-right:0;mso-wrap-distance-bottom:0;mso-position-horizontal:absolute;mso-position-horizontal-relative:page;mso-position-vertical:absolute;mso-position-vertical-relative:text;v-text-anchor:top" coordsize="3420110,1270" o:gfxdata="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" path="m,l3419913,e" filled="f" strokeweight=".24725mm">
                 <v:path arrowok="t"/>
                 <w10:wrap type="topAndBottom" anchorx="page"/>
               </v:shape>
